--- a/tillsyn/A 9512-2026 tillsynsbegäran.docx
+++ b/tillsyn/A 9512-2026 tillsynsbegäran.docx
@@ -305,7 +305,7 @@
     <w:r>
       <w:tab/>
       <w:tab/>
-      <w:t>2026-06-18</w:t>
+      <w:t>2026-06-19</w:t>
       <w:br/>
       <w:br/>
     </w:r>

--- a/tillsyn/A 9512-2026 tillsynsbegäran.docx
+++ b/tillsyn/A 9512-2026 tillsynsbegäran.docx
@@ -305,7 +305,7 @@
     <w:r>
       <w:tab/>
       <w:tab/>
-      <w:t>2026-06-19</w:t>
+      <w:t>2026-06-20</w:t>
       <w:br/>
       <w:br/>
     </w:r>

--- a/tillsyn/A 9512-2026 tillsynsbegäran.docx
+++ b/tillsyn/A 9512-2026 tillsynsbegäran.docx
@@ -12,10 +12,7 @@
     </w:p>
     <w:p>
       <w:r>
-        <w:t>Detta dokument behandlar höga naturvärden i avverkningsanmälan A 9512-2026 i Flens kommun som inkom 2026-02-18 och omfattar 2,0 ha.</w:t>
-      </w:r>
-      <w:r>
-        <w:t xml:space="preserve"> I Figur 1 visas fyndplatser för naturvårdsarter i området, som finns registrerade på Artportalen.</w:t>
+        <w:t>Denna tillsynsbegäran behandlar höga naturvärden i avverkningsanmälan A 9512-2026 i Flens kommun som inkom 2026-02-18 och omfattar 2,0 ha.</w:t>
       </w:r>
     </w:p>
     <w:p>
@@ -25,7 +22,7 @@
       <w:r>
         <w:drawing>
           <wp:inline xmlns:a="http://schemas.openxmlformats.org/drawingml/2006/main" xmlns:pic="http://schemas.openxmlformats.org/drawingml/2006/picture">
-            <wp:extent cx="5444763" cy="5688000"/>
+            <wp:extent cx="5479224" cy="5724000"/>
             <wp:docPr id="1" name="Picture 1"/>
             <wp:cNvGraphicFramePr>
               <a:graphicFrameLocks noChangeAspect="1"/>
@@ -46,7 +43,7 @@
                   <pic:spPr>
                     <a:xfrm>
                       <a:off x="0" y="0"/>
-                      <a:ext cx="5444763" cy="5688000"/>
+                      <a:ext cx="5479224" cy="5724000"/>
                     </a:xfrm>
                     <a:prstGeom prst="rect"/>
                   </pic:spPr>
@@ -63,7 +60,20 @@
         <w:spacing w:after="240"/>
       </w:pPr>
       <w:r>
-        <w:t>Figur 1. Fyndplatser för naturvårdsarter i avverkningsanmälan (röd linje). Inom parentes anges rödlistekategorier, S för signalarter, Tför typiska arter och fridlysningsparagrafer i artskyddsförordningen.Markörer utan svart kant är placerade på fyndplatsen. Markörer med svart kant är placerade vid sidan av fyndplatsen och har ett svart streck som visar fyndplatsens exakta position. Kartans mittpunktskoordinat är N 6548367, E 600616 i SWEREF 99 TM.</w:t>
+        <w:t>Figur 1. Fyndplatser för naturvårdsarter i avverkningsanmälan. Markörer utan svart kant är placerade på fyndplatsen. Markörer med svart kant är placerade vid sidan av fyndplatsen har ett svart streck som visar fyndplatsens exakta position. Kartans mittpunktskoordinat är N 6548367, E 600616 i SWEREF 99 TM.</w:t>
+      </w:r>
+    </w:p>
+    <w:p>
+      <w:r>
+        <w:t>I avverkningsanmälan finns fynd av 3 naturvårdsarter, varav 1 är rödlistad och 3 är typiska (T): gullpudra (NT, T), bäckbräsma (T) och hultbräken (T). Se Figur 1.</w:t>
+      </w:r>
+    </w:p>
+    <w:p>
+      <w:pPr>
+        <w:pStyle w:val="Heading1"/>
+      </w:pPr>
+      <w:r>
+        <w:t>Tillsynsbegäran</w:t>
       </w:r>
     </w:p>
     <w:p>
@@ -77,26 +87,45 @@
       </w:r>
     </w:p>
     <w:p>
-      <w:r>
-        <w:t>Nedan beskrivs fynd av naturvårdsarter som gjorts i det avverkningsanmälda området.</w:t>
-      </w:r>
-    </w:p>
-    <w:p>
       <w:pPr>
         <w:pStyle w:val="Heading1"/>
       </w:pPr>
       <w:r>
-        <w:t>Naturvårdsarter</w:t>
+        <w:t>Naturvårdsarter och fridlysta arter</w:t>
       </w:r>
     </w:p>
     <w:p>
       <w:r>
-        <w:t>I avverkningsanmälan har följande 3 naturvårdsarter hittats: gullpudra (NT, T), bäckbräsma (T) och hultbräken (T). Av dessa är 1 rödlistade. För rödlistade arter har rödlistekategorin angivits inom parentes. Typiska arter inom Natura 2000 som är kopplade till skogsekosystem har markerats med (T).</w:t>
+        <w:t>Nedan följer beskrivningar av de naturvårdsarter och fridlysta arter som har sina livsmiljöer och växtplatser i den avverkningsanmälda skogen. De påträffade naturvårdsarterna är ett tydligt kvitto på att det rör sig om en skog med höga naturvärden.</w:t>
       </w:r>
     </w:p>
     <w:p>
       <w:r>
-        <w:t>De påträffade naturvårdsarterna är ett tydligt kvitto på att det rör sig om en skog med höga naturvärden.</w:t>
+        <w:rPr>
+          <w:b/>
+        </w:rPr>
+        <w:t>Gullpudra (NT)</w:t>
+      </w:r>
+      <w:r>
+        <w:t xml:space="preserve"> växer sparsamt främst i källpåverkad sumpskog i södra och mellersta Sverige norrut till Jämtland-Västernorrland. Kommer in på rödlistan för första gången 2025 till följd av en stark minskning (&gt;50%) i Riksskogstaxeringens data. Minskningstakten överstiger gränsvärdet för Starkt hotad (EN) enligt A-kriteriet.  Då minskningen har en stor osäkerhet så nedgraderas rödlistekategorin två steg till Nära hotad. Gullpudra är typisk art för </w:t>
+      </w:r>
+      <w:r>
+        <w:rPr>
+          <w:i/>
+        </w:rPr>
+        <w:t xml:space="preserve">9080 Lövsumpskog, 7160 Källor och källkärr </w:t>
+      </w:r>
+      <w:r>
+        <w:t>och</w:t>
+      </w:r>
+      <w:r>
+        <w:rPr>
+          <w:i/>
+        </w:rPr>
+        <w:t xml:space="preserve"> 7310 Aapamyrar</w:t>
+      </w:r>
+      <w:r>
+        <w:t xml:space="preserve"> (SLU Artdatabanken, 2026).</w:t>
       </w:r>
     </w:p>
     <w:p>
@@ -126,35 +155,6 @@
       </w:r>
       <w:r>
         <w:t xml:space="preserve"> (SLU Artdatabanken, 2025).</w:t>
-      </w:r>
-    </w:p>
-    <w:p>
-      <w:r>
-        <w:rPr>
-          <w:b/>
-        </w:rPr>
-        <w:t>Gullpudra (NT)</w:t>
-      </w:r>
-      <w:r>
-        <w:t xml:space="preserve"> växer sparsamt främst i källpåverkad sumpskog i södra och mellersta Sverige norrut till Jämtland-Västernorrland. Kommer in på rödlistan för första gången 2025 till följd av en stark minskning (&gt;50%) i Riksskogstaxeringens data. Minskningstakten överstiger gränsvärdet för Starkt hotad (EN) enligt A-kriteriet.  Då minskningen har en stor osäkerhet så nedgraderas rödlistekategorin två steg till Nära hotad. Gullpudra är typisk art för </w:t>
-      </w:r>
-      <w:r>
-        <w:rPr>
-          <w:i/>
-        </w:rPr>
-        <w:t xml:space="preserve">9080 Lövsumpskog, 7160 Källor och källkärr </w:t>
-      </w:r>
-      <w:r>
-        <w:t>och</w:t>
-      </w:r>
-      <w:r>
-        <w:rPr>
-          <w:i/>
-        </w:rPr>
-        <w:t xml:space="preserve"> 7310 Aapamyrar</w:t>
-      </w:r>
-      <w:r>
-        <w:t xml:space="preserve"> (SLU Artdatabanken, 2026).</w:t>
       </w:r>
     </w:p>
     <w:p>
@@ -305,7 +305,7 @@
     <w:r>
       <w:tab/>
       <w:tab/>
-      <w:t>2026-06-20</w:t>
+      <w:t>2026-06-21</w:t>
       <w:br/>
       <w:br/>
     </w:r>

--- a/tillsyn/A 9512-2026 tillsynsbegäran.docx
+++ b/tillsyn/A 9512-2026 tillsynsbegäran.docx
@@ -305,7 +305,7 @@
     <w:r>
       <w:tab/>
       <w:tab/>
-      <w:t>2026-06-21</w:t>
+      <w:t>2026-06-22</w:t>
       <w:br/>
       <w:br/>
     </w:r>

--- a/tillsyn/A 9512-2026 tillsynsbegäran.docx
+++ b/tillsyn/A 9512-2026 tillsynsbegäran.docx
@@ -305,7 +305,7 @@
     <w:r>
       <w:tab/>
       <w:tab/>
-      <w:t>2026-06-22</w:t>
+      <w:t>2026-06-23</w:t>
       <w:br/>
       <w:br/>
     </w:r>

--- a/tillsyn/A 9512-2026 tillsynsbegäran.docx
+++ b/tillsyn/A 9512-2026 tillsynsbegäran.docx
@@ -305,7 +305,7 @@
     <w:r>
       <w:tab/>
       <w:tab/>
-      <w:t>2026-06-23</w:t>
+      <w:t>2026-06-24</w:t>
       <w:br/>
       <w:br/>
     </w:r>

--- a/tillsyn/A 9512-2026 tillsynsbegäran.docx
+++ b/tillsyn/A 9512-2026 tillsynsbegäran.docx
@@ -305,7 +305,7 @@
     <w:r>
       <w:tab/>
       <w:tab/>
-      <w:t>2026-06-24</w:t>
+      <w:t>2026-06-25</w:t>
       <w:br/>
       <w:br/>
     </w:r>

--- a/tillsyn/A 9512-2026 tillsynsbegäran.docx
+++ b/tillsyn/A 9512-2026 tillsynsbegäran.docx
@@ -305,7 +305,7 @@
     <w:r>
       <w:tab/>
       <w:tab/>
-      <w:t>2026-06-25</w:t>
+      <w:t>2026-06-26</w:t>
       <w:br/>
       <w:br/>
     </w:r>

--- a/tillsyn/A 9512-2026 tillsynsbegäran.docx
+++ b/tillsyn/A 9512-2026 tillsynsbegäran.docx
@@ -305,7 +305,7 @@
     <w:r>
       <w:tab/>
       <w:tab/>
-      <w:t>2026-06-26</w:t>
+      <w:t>2026-06-27</w:t>
       <w:br/>
       <w:br/>
     </w:r>

--- a/tillsyn/A 9512-2026 tillsynsbegäran.docx
+++ b/tillsyn/A 9512-2026 tillsynsbegäran.docx
@@ -305,7 +305,7 @@
     <w:r>
       <w:tab/>
       <w:tab/>
-      <w:t>2026-06-27</w:t>
+      <w:t>2026-06-28</w:t>
       <w:br/>
       <w:br/>
     </w:r>

--- a/tillsyn/A 9512-2026 tillsynsbegäran.docx
+++ b/tillsyn/A 9512-2026 tillsynsbegäran.docx
@@ -305,7 +305,7 @@
     <w:r>
       <w:tab/>
       <w:tab/>
-      <w:t>2026-06-28</w:t>
+      <w:t>2026-06-29</w:t>
       <w:br/>
       <w:br/>
     </w:r>

--- a/tillsyn/A 9512-2026 tillsynsbegäran.docx
+++ b/tillsyn/A 9512-2026 tillsynsbegäran.docx
@@ -305,7 +305,7 @@
     <w:r>
       <w:tab/>
       <w:tab/>
-      <w:t>2026-06-29</w:t>
+      <w:t>2026-06-30</w:t>
       <w:br/>
       <w:br/>
     </w:r>

--- a/tillsyn/A 9512-2026 tillsynsbegäran.docx
+++ b/tillsyn/A 9512-2026 tillsynsbegäran.docx
@@ -305,7 +305,7 @@
     <w:r>
       <w:tab/>
       <w:tab/>
-      <w:t>2026-06-30</w:t>
+      <w:t>2026-07-01</w:t>
       <w:br/>
       <w:br/>
     </w:r>

--- a/tillsyn/A 9512-2026 tillsynsbegäran.docx
+++ b/tillsyn/A 9512-2026 tillsynsbegäran.docx
@@ -305,7 +305,7 @@
     <w:r>
       <w:tab/>
       <w:tab/>
-      <w:t>2026-07-01</w:t>
+      <w:t>2026-07-02</w:t>
       <w:br/>
       <w:br/>
     </w:r>

--- a/tillsyn/A 9512-2026 tillsynsbegäran.docx
+++ b/tillsyn/A 9512-2026 tillsynsbegäran.docx
@@ -305,7 +305,7 @@
     <w:r>
       <w:tab/>
       <w:tab/>
-      <w:t>2026-07-13</w:t>
+      <w:t>2026-07-14</w:t>
       <w:br/>
       <w:br/>
     </w:r>

--- a/tillsyn/A 9512-2026 tillsynsbegäran.docx
+++ b/tillsyn/A 9512-2026 tillsynsbegäran.docx
@@ -305,7 +305,7 @@
     <w:r>
       <w:tab/>
       <w:tab/>
-      <w:t>2026-07-14</w:t>
+      <w:t>2026-07-15</w:t>
       <w:br/>
       <w:br/>
     </w:r>

--- a/tillsyn/A 9512-2026 tillsynsbegäran.docx
+++ b/tillsyn/A 9512-2026 tillsynsbegäran.docx
@@ -305,7 +305,7 @@
     <w:r>
       <w:tab/>
       <w:tab/>
-      <w:t>2026-07-15</w:t>
+      <w:t>2026-07-16</w:t>
       <w:br/>
       <w:br/>
     </w:r>

--- a/tillsyn/A 9512-2026 tillsynsbegäran.docx
+++ b/tillsyn/A 9512-2026 tillsynsbegäran.docx
@@ -305,7 +305,7 @@
     <w:r>
       <w:tab/>
       <w:tab/>
-      <w:t>2026-07-16</w:t>
+      <w:t>2026-07-17</w:t>
       <w:br/>
       <w:br/>
     </w:r>

--- a/tillsyn/A 9512-2026 tillsynsbegäran.docx
+++ b/tillsyn/A 9512-2026 tillsynsbegäran.docx
@@ -305,7 +305,7 @@
     <w:r>
       <w:tab/>
       <w:tab/>
-      <w:t>2026-07-17</w:t>
+      <w:t>2026-07-18</w:t>
       <w:br/>
       <w:br/>
     </w:r>

--- a/tillsyn/A 9512-2026 tillsynsbegäran.docx
+++ b/tillsyn/A 9512-2026 tillsynsbegäran.docx
@@ -305,7 +305,7 @@
     <w:r>
       <w:tab/>
       <w:tab/>
-      <w:t>2026-07-18</w:t>
+      <w:t>2026-07-19</w:t>
       <w:br/>
       <w:br/>
     </w:r>

--- a/tillsyn/A 9512-2026 tillsynsbegäran.docx
+++ b/tillsyn/A 9512-2026 tillsynsbegäran.docx
@@ -305,7 +305,7 @@
     <w:r>
       <w:tab/>
       <w:tab/>
-      <w:t>2026-07-19</w:t>
+      <w:t>2026-07-20</w:t>
       <w:br/>
       <w:br/>
     </w:r>

--- a/tillsyn/A 9512-2026 tillsynsbegäran.docx
+++ b/tillsyn/A 9512-2026 tillsynsbegäran.docx
@@ -305,7 +305,7 @@
     <w:r>
       <w:tab/>
       <w:tab/>
-      <w:t>2026-07-20</w:t>
+      <w:t>2026-07-21</w:t>
       <w:br/>
       <w:br/>
     </w:r>

--- a/tillsyn/A 9512-2026 tillsynsbegäran.docx
+++ b/tillsyn/A 9512-2026 tillsynsbegäran.docx
@@ -305,7 +305,7 @@
     <w:r>
       <w:tab/>
       <w:tab/>
-      <w:t>2026-07-21</w:t>
+      <w:t>2026-07-22</w:t>
       <w:br/>
       <w:br/>
     </w:r>

--- a/tillsyn/A 9512-2026 tillsynsbegäran.docx
+++ b/tillsyn/A 9512-2026 tillsynsbegäran.docx
@@ -305,7 +305,7 @@
     <w:r>
       <w:tab/>
       <w:tab/>
-      <w:t>2026-07-22</w:t>
+      <w:t>2026-07-23</w:t>
       <w:br/>
       <w:br/>
     </w:r>

--- a/tillsyn/A 9512-2026 tillsynsbegäran.docx
+++ b/tillsyn/A 9512-2026 tillsynsbegäran.docx
@@ -305,7 +305,7 @@
     <w:r>
       <w:tab/>
       <w:tab/>
-      <w:t>2026-07-23</w:t>
+      <w:t>2026-07-24</w:t>
       <w:br/>
       <w:br/>
     </w:r>

--- a/tillsyn/A 9512-2026 tillsynsbegäran.docx
+++ b/tillsyn/A 9512-2026 tillsynsbegäran.docx
@@ -305,7 +305,7 @@
     <w:r>
       <w:tab/>
       <w:tab/>
-      <w:t>2026-07-24</w:t>
+      <w:t>2026-07-25</w:t>
       <w:br/>
       <w:br/>
     </w:r>

--- a/tillsyn/A 9512-2026 tillsynsbegäran.docx
+++ b/tillsyn/A 9512-2026 tillsynsbegäran.docx
@@ -305,7 +305,7 @@
     <w:r>
       <w:tab/>
       <w:tab/>
-      <w:t>2026-07-25</w:t>
+      <w:t>2026-07-26</w:t>
       <w:br/>
       <w:br/>
     </w:r>

--- a/tillsyn/A 9512-2026 tillsynsbegäran.docx
+++ b/tillsyn/A 9512-2026 tillsynsbegäran.docx
@@ -305,7 +305,7 @@
     <w:r>
       <w:tab/>
       <w:tab/>
-      <w:t>2026-07-26</w:t>
+      <w:t>2026-07-27</w:t>
       <w:br/>
       <w:br/>
     </w:r>

--- a/tillsyn/A 9512-2026 tillsynsbegäran.docx
+++ b/tillsyn/A 9512-2026 tillsynsbegäran.docx
@@ -305,7 +305,7 @@
     <w:r>
       <w:tab/>
       <w:tab/>
-      <w:t>2026-07-27</w:t>
+      <w:t>2026-07-28</w:t>
       <w:br/>
       <w:br/>
     </w:r>

--- a/tillsyn/A 9512-2026 tillsynsbegäran.docx
+++ b/tillsyn/A 9512-2026 tillsynsbegäran.docx
@@ -305,7 +305,7 @@
     <w:r>
       <w:tab/>
       <w:tab/>
-      <w:t>2026-07-28</w:t>
+      <w:t>2026-07-29</w:t>
       <w:br/>
       <w:br/>
     </w:r>

--- a/tillsyn/A 9512-2026 tillsynsbegäran.docx
+++ b/tillsyn/A 9512-2026 tillsynsbegäran.docx
@@ -305,7 +305,7 @@
     <w:r>
       <w:tab/>
       <w:tab/>
-      <w:t>2026-07-29</w:t>
+      <w:t>2026-07-30</w:t>
       <w:br/>
       <w:br/>
     </w:r>

--- a/tillsyn/A 9512-2026 tillsynsbegäran.docx
+++ b/tillsyn/A 9512-2026 tillsynsbegäran.docx
@@ -305,7 +305,7 @@
     <w:r>
       <w:tab/>
       <w:tab/>
-      <w:t>2026-07-30</w:t>
+      <w:t>2026-07-31</w:t>
       <w:br/>
       <w:br/>
     </w:r>

--- a/tillsyn/A 9512-2026 tillsynsbegäran.docx
+++ b/tillsyn/A 9512-2026 tillsynsbegäran.docx
@@ -305,7 +305,7 @@
     <w:r>
       <w:tab/>
       <w:tab/>
-      <w:t>2026-07-31</w:t>
+      <w:t>2026-08-01</w:t>
       <w:br/>
       <w:br/>
     </w:r>

--- a/tillsyn/A 9512-2026 tillsynsbegäran.docx
+++ b/tillsyn/A 9512-2026 tillsynsbegäran.docx
@@ -305,7 +305,7 @@
     <w:r>
       <w:tab/>
       <w:tab/>
-      <w:t>2026-08-01</w:t>
+      <w:t>2026-08-02</w:t>
       <w:br/>
       <w:br/>
     </w:r>

--- a/tillsyn/A 9512-2026 tillsynsbegäran.docx
+++ b/tillsyn/A 9512-2026 tillsynsbegäran.docx
@@ -305,7 +305,7 @@
     <w:r>
       <w:tab/>
       <w:tab/>
-      <w:t>2026-08-02</w:t>
+      <w:t>2026-08-03</w:t>
       <w:br/>
       <w:br/>
     </w:r>

--- a/tillsyn/A 9512-2026 tillsynsbegäran.docx
+++ b/tillsyn/A 9512-2026 tillsynsbegäran.docx
@@ -305,7 +305,7 @@
     <w:r>
       <w:tab/>
       <w:tab/>
-      <w:t>2026-08-03</w:t>
+      <w:t>2026-08-05</w:t>
       <w:br/>
       <w:br/>
     </w:r>

--- a/tillsyn/A 9512-2026 tillsynsbegäran.docx
+++ b/tillsyn/A 9512-2026 tillsynsbegäran.docx
@@ -305,7 +305,7 @@
     <w:r>
       <w:tab/>
       <w:tab/>
-      <w:t>2026-08-05</w:t>
+      <w:t>2026-08-07</w:t>
       <w:br/>
       <w:br/>
     </w:r>

--- a/tillsyn/A 9512-2026 tillsynsbegäran.docx
+++ b/tillsyn/A 9512-2026 tillsynsbegäran.docx
@@ -305,7 +305,7 @@
     <w:r>
       <w:tab/>
       <w:tab/>
-      <w:t>2026-08-07</w:t>
+      <w:t>2026-08-08</w:t>
       <w:br/>
       <w:br/>
     </w:r>

--- a/tillsyn/A 9512-2026 tillsynsbegäran.docx
+++ b/tillsyn/A 9512-2026 tillsynsbegäran.docx
@@ -60,7 +60,7 @@
         <w:spacing w:after="240"/>
       </w:pPr>
       <w:r>
-        <w:t>Figur 1. Fyndplatser för naturvårdsarter i avverkningsanmälan. Markörer utan svart kant är placerade på fyndplatsen. Markörer med svart kant är placerade vid sidan av fyndplatsen har ett svart streck som visar fyndplatsens exakta position. Kartans mittpunktskoordinat är N 6548367, E 600616 i SWEREF 99 TM.</w:t>
+        <w:t>Figur 1. Fyndplatser för naturvårdsarter i avverkningsanmälan. Markörer utan svart kant är placerade på fyndplatsen. Markörer med svart kant är placerade vid sidan av fyndplatsen och har ett svart streck som visar fyndplatsens exakta position. Kartans mittpunktskoordinat är N 6548367, E 600616 i SWEREF 99 TM.</w:t>
       </w:r>
     </w:p>
     <w:p>
@@ -305,7 +305,7 @@
     <w:r>
       <w:tab/>
       <w:tab/>
-      <w:t>2026-08-14</w:t>
+      <w:t>2026-08-15</w:t>
       <w:br/>
       <w:br/>
     </w:r>

--- a/tillsyn/A 9512-2026 tillsynsbegäran.docx
+++ b/tillsyn/A 9512-2026 tillsynsbegäran.docx
@@ -305,7 +305,7 @@
     <w:r>
       <w:tab/>
       <w:tab/>
-      <w:t>2026-08-15</w:t>
+      <w:t>2026-08-16</w:t>
       <w:br/>
       <w:br/>
     </w:r>

--- a/tillsyn/A 9512-2026 tillsynsbegäran.docx
+++ b/tillsyn/A 9512-2026 tillsynsbegäran.docx
@@ -305,7 +305,7 @@
     <w:r>
       <w:tab/>
       <w:tab/>
-      <w:t>2026-08-16</w:t>
+      <w:t>2026-08-17</w:t>
       <w:br/>
       <w:br/>
     </w:r>

--- a/tillsyn/A 9512-2026 tillsynsbegäran.docx
+++ b/tillsyn/A 9512-2026 tillsynsbegäran.docx
@@ -305,7 +305,7 @@
     <w:r>
       <w:tab/>
       <w:tab/>
-      <w:t>2026-08-17</w:t>
+      <w:t>2026-08-18</w:t>
       <w:br/>
       <w:br/>
     </w:r>

--- a/tillsyn/A 9512-2026 tillsynsbegäran.docx
+++ b/tillsyn/A 9512-2026 tillsynsbegäran.docx
@@ -305,7 +305,7 @@
     <w:r>
       <w:tab/>
       <w:tab/>
-      <w:t>2026-08-18</w:t>
+      <w:t>2026-08-19</w:t>
       <w:br/>
       <w:br/>
     </w:r>

--- a/tillsyn/A 9512-2026 tillsynsbegäran.docx
+++ b/tillsyn/A 9512-2026 tillsynsbegäran.docx
@@ -305,7 +305,7 @@
     <w:r>
       <w:tab/>
       <w:tab/>
-      <w:t>2026-08-19</w:t>
+      <w:t>2026-08-20</w:t>
       <w:br/>
       <w:br/>
     </w:r>

--- a/tillsyn/A 9512-2026 tillsynsbegäran.docx
+++ b/tillsyn/A 9512-2026 tillsynsbegäran.docx
@@ -305,7 +305,7 @@
     <w:r>
       <w:tab/>
       <w:tab/>
-      <w:t>2026-08-20</w:t>
+      <w:t>2026-08-21</w:t>
       <w:br/>
       <w:br/>
     </w:r>

--- a/tillsyn/A 9512-2026 tillsynsbegäran.docx
+++ b/tillsyn/A 9512-2026 tillsynsbegäran.docx
@@ -305,7 +305,7 @@
     <w:r>
       <w:tab/>
       <w:tab/>
-      <w:t>2026-08-21</w:t>
+      <w:t>2026-08-22</w:t>
       <w:br/>
       <w:br/>
     </w:r>

--- a/tillsyn/A 9512-2026 tillsynsbegäran.docx
+++ b/tillsyn/A 9512-2026 tillsynsbegäran.docx
@@ -305,7 +305,7 @@
     <w:r>
       <w:tab/>
       <w:tab/>
-      <w:t>2026-08-22</w:t>
+      <w:t>2026-08-23</w:t>
       <w:br/>
       <w:br/>
     </w:r>

--- a/tillsyn/A 9512-2026 tillsynsbegäran.docx
+++ b/tillsyn/A 9512-2026 tillsynsbegäran.docx
@@ -305,7 +305,7 @@
     <w:r>
       <w:tab/>
       <w:tab/>
-      <w:t>2026-08-23</w:t>
+      <w:t>2026-08-24</w:t>
       <w:br/>
       <w:br/>
     </w:r>

--- a/tillsyn/A 9512-2026 tillsynsbegäran.docx
+++ b/tillsyn/A 9512-2026 tillsynsbegäran.docx
@@ -305,7 +305,7 @@
     <w:r>
       <w:tab/>
       <w:tab/>
-      <w:t>2026-08-24</w:t>
+      <w:t>2026-08-25</w:t>
       <w:br/>
       <w:br/>
     </w:r>

--- a/tillsyn/A 9512-2026 tillsynsbegäran.docx
+++ b/tillsyn/A 9512-2026 tillsynsbegäran.docx
@@ -305,7 +305,7 @@
     <w:r>
       <w:tab/>
       <w:tab/>
-      <w:t>2026-08-25</w:t>
+      <w:t>2026-08-26</w:t>
       <w:br/>
       <w:br/>
     </w:r>

--- a/tillsyn/A 9512-2026 tillsynsbegäran.docx
+++ b/tillsyn/A 9512-2026 tillsynsbegäran.docx
@@ -305,7 +305,7 @@
     <w:r>
       <w:tab/>
       <w:tab/>
-      <w:t>2026-08-26</w:t>
+      <w:t>2026-08-27</w:t>
       <w:br/>
       <w:br/>
     </w:r>

--- a/tillsyn/A 9512-2026 tillsynsbegäran.docx
+++ b/tillsyn/A 9512-2026 tillsynsbegäran.docx
@@ -305,7 +305,7 @@
     <w:r>
       <w:tab/>
       <w:tab/>
-      <w:t>2026-08-27</w:t>
+      <w:t>2026-08-28</w:t>
       <w:br/>
       <w:br/>
     </w:r>

--- a/tillsyn/A 9512-2026 tillsynsbegäran.docx
+++ b/tillsyn/A 9512-2026 tillsynsbegäran.docx
@@ -305,7 +305,7 @@
     <w:r>
       <w:tab/>
       <w:tab/>
-      <w:t>2026-08-28</w:t>
+      <w:t>2026-08-29</w:t>
       <w:br/>
       <w:br/>
     </w:r>

--- a/tillsyn/A 9512-2026 tillsynsbegäran.docx
+++ b/tillsyn/A 9512-2026 tillsynsbegäran.docx
@@ -305,7 +305,7 @@
     <w:r>
       <w:tab/>
       <w:tab/>
-      <w:t>2026-08-29</w:t>
+      <w:t>2026-08-31</w:t>
       <w:br/>
       <w:br/>
     </w:r>

--- a/tillsyn/A 9512-2026 tillsynsbegäran.docx
+++ b/tillsyn/A 9512-2026 tillsynsbegäran.docx
@@ -305,7 +305,7 @@
     <w:r>
       <w:tab/>
       <w:tab/>
-      <w:t>2026-08-31</w:t>
+      <w:t>2026-09-01</w:t>
       <w:br/>
       <w:br/>
     </w:r>

--- a/tillsyn/A 9512-2026 tillsynsbegäran.docx
+++ b/tillsyn/A 9512-2026 tillsynsbegäran.docx
@@ -305,7 +305,7 @@
     <w:r>
       <w:tab/>
       <w:tab/>
-      <w:t>2026-09-01</w:t>
+      <w:t>2026-09-02</w:t>
       <w:br/>
       <w:br/>
     </w:r>

--- a/tillsyn/A 9512-2026 tillsynsbegäran.docx
+++ b/tillsyn/A 9512-2026 tillsynsbegäran.docx
@@ -305,7 +305,7 @@
     <w:r>
       <w:tab/>
       <w:tab/>
-      <w:t>2026-09-02</w:t>
+      <w:t>2026-09-03</w:t>
       <w:br/>
       <w:br/>
     </w:r>

--- a/tillsyn/A 9512-2026 tillsynsbegäran.docx
+++ b/tillsyn/A 9512-2026 tillsynsbegäran.docx
@@ -305,7 +305,7 @@
     <w:r>
       <w:tab/>
       <w:tab/>
-      <w:t>2026-09-03</w:t>
+      <w:t>2026-09-04</w:t>
       <w:br/>
       <w:br/>
     </w:r>

--- a/tillsyn/A 9512-2026 tillsynsbegäran.docx
+++ b/tillsyn/A 9512-2026 tillsynsbegäran.docx
@@ -305,7 +305,7 @@
     <w:r>
       <w:tab/>
       <w:tab/>
-      <w:t>2026-09-04</w:t>
+      <w:t>2026-09-05</w:t>
       <w:br/>
       <w:br/>
     </w:r>

--- a/tillsyn/A 9512-2026 tillsynsbegäran.docx
+++ b/tillsyn/A 9512-2026 tillsynsbegäran.docx
@@ -305,7 +305,7 @@
     <w:r>
       <w:tab/>
       <w:tab/>
-      <w:t>2026-09-05</w:t>
+      <w:t>2026-09-06</w:t>
       <w:br/>
       <w:br/>
     </w:r>

--- a/tillsyn/A 9512-2026 tillsynsbegäran.docx
+++ b/tillsyn/A 9512-2026 tillsynsbegäran.docx
@@ -305,7 +305,7 @@
     <w:r>
       <w:tab/>
       <w:tab/>
-      <w:t>2026-09-06</w:t>
+      <w:t>2026-09-07</w:t>
       <w:br/>
       <w:br/>
     </w:r>

--- a/tillsyn/A 9512-2026 tillsynsbegäran.docx
+++ b/tillsyn/A 9512-2026 tillsynsbegäran.docx
@@ -305,7 +305,7 @@
     <w:r>
       <w:tab/>
       <w:tab/>
-      <w:t>2026-09-07</w:t>
+      <w:t>2026-09-08</w:t>
       <w:br/>
       <w:br/>
     </w:r>

--- a/tillsyn/A 9512-2026 tillsynsbegäran.docx
+++ b/tillsyn/A 9512-2026 tillsynsbegäran.docx
@@ -305,7 +305,7 @@
     <w:r>
       <w:tab/>
       <w:tab/>
-      <w:t>2026-09-08</w:t>
+      <w:t>2026-09-09</w:t>
       <w:br/>
       <w:br/>
     </w:r>

--- a/tillsyn/A 9512-2026 tillsynsbegäran.docx
+++ b/tillsyn/A 9512-2026 tillsynsbegäran.docx
@@ -305,7 +305,7 @@
     <w:r>
       <w:tab/>
       <w:tab/>
-      <w:t>2026-09-09</w:t>
+      <w:t>2026-09-10</w:t>
       <w:br/>
       <w:br/>
     </w:r>

--- a/tillsyn/A 9512-2026 tillsynsbegäran.docx
+++ b/tillsyn/A 9512-2026 tillsynsbegäran.docx
@@ -305,7 +305,7 @@
     <w:r>
       <w:tab/>
       <w:tab/>
-      <w:t>2026-09-10</w:t>
+      <w:t>2026-09-11</w:t>
       <w:br/>
       <w:br/>
     </w:r>

--- a/tillsyn/A 9512-2026 tillsynsbegäran.docx
+++ b/tillsyn/A 9512-2026 tillsynsbegäran.docx
@@ -305,7 +305,7 @@
     <w:r>
       <w:tab/>
       <w:tab/>
-      <w:t>2026-09-11</w:t>
+      <w:t>2026-09-12</w:t>
       <w:br/>
       <w:br/>
     </w:r>
